--- a/intersubjectivity-and-dependent-arising/The_Illusion_of_the_Given_Plain_English.docx
+++ b/intersubjectivity-and-dependent-arising/The_Illusion_of_the_Given_Plain_English.docx
@@ -29,7 +29,7 @@
           <w:sz w:val="27"/>
           <w:szCs w:val="27"/>
         </w:rPr>
-        <w:t xml:space="preserve">A Plain English Version</w:t>
+        <w:t xml:space="preserve">Madhyamaka, Non-Foundational Dzogchen, and the Dissolution of the Referent</w:t>
       </w:r>
     </w:p>
     <w:p>
